--- a/generador/plantillas/18_Informe_satisfaccion_CD.docx
+++ b/generador/plantillas/18_Informe_satisfaccion_CD.docx
@@ -1826,7 +1826,7 @@
                 <w:szCs w:val="20"/>
               </w:rPr>
               <w:lastRenderedPageBreak/>
-              <w:t>IVA ({</w:t>
+              <w:t>{#ivas}IVA ({</w:t>
             </w:r>
             <w:proofErr w:type="spellStart"/>
             <w:r>
@@ -1848,7 +1848,7 @@
                 <w:sz w:val="20"/>
                 <w:szCs w:val="20"/>
               </w:rPr>
-              <w:t>}%)</w:t>
+              <w:t xml:space="preserve">}%){#ivaMixto} sobre USD {subtotal}{/ivaMixto}</w:t>
             </w:r>
           </w:p>
         </w:tc>
@@ -1904,7 +1904,7 @@
                 <w:sz w:val="20"/>
                 <w:szCs w:val="20"/>
               </w:rPr>
-              <w:t>}</w:t>
+              <w:t>}{/ivas}</w:t>
             </w:r>
           </w:p>
         </w:tc>
